--- a/report/09_Executive_Summary.docx
+++ b/report/09_Executive_Summary.docx
@@ -3,8 +3,41 @@
 <w:document xmlns:ve="http://schemas.openxmlformats.org/markup-compatibility/2006" xmlns:o="urn:schemas-microsoft-com:office:office" xmlns:r="http://schemas.openxmlformats.org/officeDocument/2006/relationships" xmlns:m="http://schemas.openxmlformats.org/officeDocument/2006/math" xmlns:v="urn:schemas-microsoft-com:vml" xmlns:wp="http://schemas.openxmlformats.org/drawingml/2006/wordprocessingDrawing" xmlns:w10="urn:schemas-microsoft-com:office:word" xmlns:w="http://schemas.openxmlformats.org/wordprocessingml/2006/main" xmlns:wne="http://schemas.microsoft.com/office/word/2006/wordml">
   <w:body>
     <w:p>
+      <w:pPr>
+        <w:pStyle w:val="Heading1"/>
+      </w:pPr>
       <w:r>
         <w:t>Executive Summary</w:t>
+      </w:r>
+    </w:p>
+    <w:p/>
+    <w:p>
+      <w:r>
+        <w:t>Domino’s online ordering is a high-volume transaction system built around a deceptively simple customer experience. This project translates that experience into a database design that supports the end-to-end ordering process, from menu selection through payment, fulfillment, an</w:t>
+      </w:r>
+      <w:r>
+        <w:t>d post-order customer activity.</w:t>
+      </w:r>
+    </w:p>
+    <w:p>
+      <w:r>
+        <w:t xml:space="preserve">The design also introduces Meal Club, a proposed subscription service intended to strengthen customer loyalty and create a recurring-revenue opportunity. The completed </w:t>
+      </w:r>
+      <w:proofErr w:type="spellStart"/>
+      <w:r>
+        <w:t>PostgreSQL</w:t>
+      </w:r>
+      <w:proofErr w:type="spellEnd"/>
+      <w:r>
+        <w:t xml:space="preserve"> database combines the core ordering workflow with this new venture in a 20-table logical design. Synthetic data, integrity constraints, and ten business queries demonstrate that the model can support both daily operations an</w:t>
+      </w:r>
+      <w:r>
+        <w:t>d practical business reporting.</w:t>
+      </w:r>
+    </w:p>
+    <w:p>
+      <w:r>
+        <w:t>The project evolved through repeated review of requirements, model versions, and implementation choices. The final result gives Domino’s a sound data foundation for its current online-ordering operation while providing a measured path to evaluate and expand the Meal Club service.</w:t>
       </w:r>
     </w:p>
     <w:sectPr>
@@ -178,6 +211,29 @@
     <w:qFormat/>
     <w:rsid w:val="00CF7D49"/>
   </w:style>
+  <w:style w:type="paragraph" w:styleId="Heading1">
+    <w:name w:val="heading 1"/>
+    <w:basedOn w:val="Normal"/>
+    <w:next w:val="Normal"/>
+    <w:link w:val="Heading1Char"/>
+    <w:uiPriority w:val="9"/>
+    <w:qFormat/>
+    <w:rsid w:val="00D80624"/>
+    <w:pPr>
+      <w:keepNext/>
+      <w:keepLines/>
+      <w:spacing w:before="480" w:after="0"/>
+      <w:outlineLvl w:val="0"/>
+    </w:pPr>
+    <w:rPr>
+      <w:rFonts w:asciiTheme="majorHAnsi" w:eastAsiaTheme="majorEastAsia" w:hAnsiTheme="majorHAnsi" w:cstheme="majorBidi"/>
+      <w:b/>
+      <w:bCs/>
+      <w:color w:val="365F91" w:themeColor="accent1" w:themeShade="BF"/>
+      <w:sz w:val="28"/>
+      <w:szCs w:val="28"/>
+    </w:rPr>
+  </w:style>
   <w:style w:type="character" w:default="1" w:styleId="DefaultParagraphFont">
     <w:name w:val="Default Paragraph Font"/>
     <w:uiPriority w:val="1"/>
@@ -205,6 +261,21 @@
     <w:uiPriority w:val="99"/>
     <w:semiHidden/>
     <w:unhideWhenUsed/>
+  </w:style>
+  <w:style w:type="character" w:customStyle="1" w:styleId="Heading1Char">
+    <w:name w:val="Heading 1 Char"/>
+    <w:basedOn w:val="DefaultParagraphFont"/>
+    <w:link w:val="Heading1"/>
+    <w:uiPriority w:val="9"/>
+    <w:rsid w:val="00D80624"/>
+    <w:rPr>
+      <w:rFonts w:asciiTheme="majorHAnsi" w:eastAsiaTheme="majorEastAsia" w:hAnsiTheme="majorHAnsi" w:cstheme="majorBidi"/>
+      <w:b/>
+      <w:bCs/>
+      <w:color w:val="365F91" w:themeColor="accent1" w:themeShade="BF"/>
+      <w:sz w:val="28"/>
+      <w:szCs w:val="28"/>
+    </w:rPr>
   </w:style>
 </w:styles>
 </file>
